--- a/javoblar/034.docx
+++ b/javoblar/034.docx
@@ -8,7 +8,7 @@
         <w:spacing w:after="200"/>
       </w:pPr>
       <w:r>
-        <w:t xml:space="preserve">34. Immunoprofilaktika tadbirlarini rejalashtirish tartibi va talablari. Vaksinalar zaxirasining ahamiyati</w:t>
+        <w:t xml:space="preserve">34. Markaziy sterilizatsiya punktlari faoliyatini nazorat qilishga qo'yilgan talablar</w:t>
       </w:r>
     </w:p>
     <w:p>
@@ -17,7 +17,7 @@
         <w:jc w:val="both"/>
       </w:pPr>
       <w:r>
-        <w:t xml:space="preserve">Immunoprofilaktika — aholini vaksinalar bilan emlash orqali boshqariladigan yuqumli kasalliklarning oldini olishga qaratilgan tadbirlar tizimidir. Uning samaradorligi to'g'ri va o'z vaqtida rejalashtirishga bevosita bog'liq, chunki emlash qamrovi, vaksina ta'minoti, sarf materiallari va sovuqlik zanjiri oldindan puxta hisoblangan reja asosida tashkil etiladi. Immunoprofilaktika rejalashtirishda JSSTning Kengaytirilgan immunizatsiya dasturi (EPI) tamoyillari va O'zbekiston milliy emlash kalendari asos qilib olinadi [1][2]. Rejalashtirishning pirovard maqsadi — har bir bolaning o'z vaqtida va to'liq emlanishini, shu orqali aholida yuqori jamoaviy immunitet shakllanishini ta'minlashdir. Bu esa boshqariladigan kasalliklarning tarqalishini uzadi va ularni nazorat ostiga oladi.</w:t>
+        <w:t xml:space="preserve">Markaziy sterilizatsiya punkti (MSP) yoki bo'limi — davolash-profilaktika muassasasida tibbiy asbob-uskunalarni markazlashgan tarzda dezinfeksiya, tozalash va sterilizatsiya qiluvchi bo'linmadir. O'zbekiston Respublikasida bunday markazlarni loyihalashtirish, qurish va ekspluatatsiya qilishga qo'yiladigan talablar SanQvaM № 0365-19 bilan belgilangan [1]. MSP faoliyatini nazorat qilish shifoxona ichi infeksiyalarining, ayniqsa qon orqali yuqadigan infeksiyalar (virusli gepatit B, C, OIV) va yiringli-septik asoratlarning oldini olishga qaratilgan muhim tadbir hisoblanadi [1][2]. Nazorat MSPning faoliyati bevosita bemorlar hayoti va salomatligi bilan bog'liqligi sababli qat'iy va majburiy xususiyatga ega.</w:t>
       </w:r>
     </w:p>
     <w:p>
@@ -26,7 +26,7 @@
         <w:spacing w:after="80" w:before="160"/>
       </w:pPr>
       <w:r>
-        <w:t xml:space="preserve">Rejalashtirishning asosiy bosqichlari</w:t>
+        <w:t xml:space="preserve">Nazoratning maqsadi va turlari</w:t>
       </w:r>
     </w:p>
     <w:p>
@@ -35,7 +35,7 @@
         <w:jc w:val="both"/>
       </w:pPr>
       <w:r>
-        <w:t xml:space="preserve">Immunoprofilaktikani rejalashtirish bir necha bosqichdan iborat:</w:t>
+        <w:t xml:space="preserve">Nazoratning asosiy maqsadi — sterilizatsiyaning barcha bosqichlari to'g'ri va samarali o'tkazilayotganiga ishonch hosil qilishdir. Nazorat turlari quyidagilar:</w:t>
       </w:r>
     </w:p>
     <w:p>
@@ -43,12 +43,12 @@
         <w:pStyle w:val="ListParagraph"/>
         <w:numPr>
           <w:ilvl w:val="0"/>
-          <w:numId w:val="2"/>
+          <w:numId w:val="101"/>
         </w:numPr>
         <w:spacing w:after="40"/>
       </w:pPr>
       <w:r>
-        <w:t xml:space="preserve">emlanishi lozim bo'lgan aholini (maqsadli kontingentni) hududlar va yosh guruhlari bo'yicha aniq hisobga olish;</w:t>
+        <w:t xml:space="preserve">rejali — oldindan belgilangan jadval asosida;</w:t>
       </w:r>
     </w:p>
     <w:p>
@@ -56,12 +56,12 @@
         <w:pStyle w:val="ListParagraph"/>
         <w:numPr>
           <w:ilvl w:val="0"/>
-          <w:numId w:val="2"/>
+          <w:numId w:val="101"/>
         </w:numPr>
         <w:spacing w:after="40"/>
       </w:pPr>
       <w:r>
-        <w:t xml:space="preserve">milliy emlash kalendariga muvofiq har bir vaksina turi bo'yicha dozalar ehtiyojini hisoblash;</w:t>
+        <w:t xml:space="preserve">rejadan tashqari — shikoyat, asorat yoki epidemik noxushlik holatlari yuzaga kelganda;</w:t>
       </w:r>
     </w:p>
     <w:p>
@@ -69,12 +69,39 @@
         <w:pStyle w:val="ListParagraph"/>
         <w:numPr>
           <w:ilvl w:val="0"/>
-          <w:numId w:val="2"/>
+          <w:numId w:val="101"/>
         </w:numPr>
         <w:spacing w:after="40"/>
       </w:pPr>
       <w:r>
-        <w:t xml:space="preserve">zaxira (rezerv) va isrof koeffitsiyenti hisobga olingan holda vaksina va in'yeksiya vositalariga bo'lgan umumiy ehtiyojni belgilash;</w:t>
+        <w:t xml:space="preserve">ichki (o'z-o'zini nazorat) — muassasaning o'z sifat nazorati komissiyasi tomonidan muntazam.</w:t>
+      </w:r>
+    </w:p>
+    <w:p>
+      <w:pPr>
+        <w:spacing w:after="120"/>
+        <w:jc w:val="both"/>
+      </w:pPr>
+      <w:r>
+        <w:t xml:space="preserve">Davlat sanitariya nazorati organlari tomonidan o'tkaziladigan tashqi tekshiruvlar qonunchilikda belgilangan tartibda, tekshiriladigan muassasaning huquqlarini hurmat qilgan holda amalga oshiriladi [2]. Nazorat usullari kuzatuv, hujjatlarni o'rganish, xodimlar bilan suhbat va laboratoriya nazoratini (surtma va test namunalari olish) o'z ichiga oladi.</w:t>
+      </w:r>
+    </w:p>
+    <w:p>
+      <w:pPr>
+        <w:pStyle w:val="Heading2"/>
+        <w:spacing w:after="80" w:before="160"/>
+      </w:pPr>
+      <w:r>
+        <w:t xml:space="preserve">Bino va zonalarni nazorat qilish</w:t>
+      </w:r>
+    </w:p>
+    <w:p>
+      <w:pPr>
+        <w:spacing w:after="120"/>
+        <w:jc w:val="both"/>
+      </w:pPr>
+      <w:r>
+        <w:t xml:space="preserve">MSP binosi "iflosdan tozaga" bir yo'nalishli oqim prinsipiga muvofiq tashkil etilishi tekshiriladi [1]. Nazorat quyidagi jihatlarni qamrab oladi:</w:t>
       </w:r>
     </w:p>
     <w:p>
@@ -82,12 +109,12 @@
         <w:pStyle w:val="ListParagraph"/>
         <w:numPr>
           <w:ilvl w:val="0"/>
-          <w:numId w:val="2"/>
+          <w:numId w:val="102"/>
         </w:numPr>
         <w:spacing w:after="40"/>
       </w:pPr>
       <w:r>
-        <w:t xml:space="preserve">sovuqlik zanjiri quvvati, muzlatgich hajmi va jihozlar yetarliligini baholash;</w:t>
+        <w:t xml:space="preserve">iflos, toza va steril zonalarning aniq ajratilganligi;</w:t>
       </w:r>
     </w:p>
     <w:p>
@@ -95,75 +122,12 @@
         <w:pStyle w:val="ListParagraph"/>
         <w:numPr>
           <w:ilvl w:val="0"/>
-          <w:numId w:val="2"/>
+          <w:numId w:val="102"/>
         </w:numPr>
         <w:spacing w:after="40"/>
       </w:pPr>
       <w:r>
-        <w:t xml:space="preserve">emlash jadvalini, emlash nuqtalarini va mas'ul xodimlarni belgilash.</w:t>
-      </w:r>
-    </w:p>
-    <w:p>
-      <w:pPr>
-        <w:spacing w:after="120"/>
-        <w:jc w:val="both"/>
-      </w:pPr>
-      <w:r>
-        <w:t xml:space="preserve">Reja aniq, o'lchanadigan maqsadlarga (masalan, muayyan emlash qamrovi darajasiga) ega bo'lishi va natijalar monitoring qilinishi kerak [1]. Rejalashtirish odatda yillik asosda, ammo oylik va choraklik taqsimot bilan amalga oshiriladi; bu vaksina ta'minotini bir maromda tashkil etish va sovuqlik zanjiriga ortiqcha yuk tushmasligini ta'minlaydi. Rejada mavsumiy omillar ham hisobga olinadi: masalan, grippga qarshi emlash epidemik mavsum oldidan, kuz oylarida rejalashtiriladi.</w:t>
-      </w:r>
-    </w:p>
-    <w:p>
-      <w:pPr>
-        <w:pStyle w:val="Heading2"/>
-        <w:spacing w:after="80" w:before="160"/>
-      </w:pPr>
-      <w:r>
-        <w:t xml:space="preserve">Maqsadli kontingentni hisobga olish</w:t>
-      </w:r>
-    </w:p>
-    <w:p>
-      <w:pPr>
-        <w:spacing w:after="120"/>
-        <w:jc w:val="both"/>
-      </w:pPr>
-      <w:r>
-        <w:t xml:space="preserve">Rejalashtirishning asosi — emlanishi kerak bo'lgan aholini to'liq va aniq hisobga olishdir. Har bir bola tug'ilganda ro'yxatga olinadi, uning emlanganlik holati kuzatiladi, emlanmagan yoki kechikkanlar faol aniqlanadi. Migratsiya, tug'ilish va o'lim ko'rsatkichlari hisobga olinadi. Aniq hisob-kitob vaksina ehtiyojini to'g'ri belgilash va isrofgarchilikni kamaytirish imkonini beradi. Noto'g'ri hisob esa yo ta'minot yetishmasligiga, yo ortiqcha zaxiraga va vaksinalar yaroqlilik muddati o'tib ketishiga olib keladi [1]. Maqsadli kontingent hisobi odatda tug'ilgan bolalar soni (yillik tug'ilish kogorti) va emlanishi kerak bo'lgan yosh guruhlari asosida tuziladi; QVP, oilaviy poliklinika va bolalar muassasalari ma'lumotlari manba bo'lib xizmat qiladi. Aniq va yangilanib turadigan ro'yxat emlash tizimining asosi hisoblanadi.</w:t>
-      </w:r>
-    </w:p>
-    <w:p>
-      <w:pPr>
-        <w:pStyle w:val="Heading2"/>
-        <w:spacing w:after="80" w:before="160"/>
-      </w:pPr>
-      <w:r>
-        <w:t xml:space="preserve">Vaksina ehtiyojini hisoblash</w:t>
-      </w:r>
-    </w:p>
-    <w:p>
-      <w:pPr>
-        <w:spacing w:after="120"/>
-        <w:jc w:val="both"/>
-      </w:pPr>
-      <w:r>
-        <w:t xml:space="preserve">Vaksina ehtiyoji maqsadli kontingent soni, kalendar bo'yicha har bir bolaga tegishli dozalar soni va isrof koeffitsiyenti (wastage factor) asosida hisoblanadi. Isrof koeffitsiyenti ochilgan ko'p dozali flakondan foydalanilmay qolgan dozalarni, buzilgan, to'kilgan yoki yaroqlilik muddati o'tgan vaksinalarni hisobga oladi va har bir vaksina turi uchun turlicha bo'ladi. Hisoblangan ehtiyojga ma'lum foizda zaxira qo'shiladi, bu kutilmagan holatlar — epidemik vaziyat, qo'shimcha kontingent yoki ta'minot kechikishi uchun kafolat yaratadi. To'g'ri hisoblangan ehtiyoj uzluksiz emlashni ta'minlaydi [1][2]. Vaksina bilan birga in'yeksiya vositalari (shprits, igna), xavfsizlik qutilari va boshqa sarf materiallariga bo'lgan ehtiyoj ham parallel hisoblanadi, chunki ularning yetishmasligi emlashni to'xtatib qo'yadi. Shuningdek, sovuqlik zanjiri jihozlari (muzlatgich, termokonteyner, muz akkumulyatori) quvvati rejalashtirilgan emlash hajmiga mos bo'lishi ta'minlanadi. Bu barcha komponentlarning o'zaro muvozanati va uyg'unligi rejalashtirish sifatini hamda emlash dasturining amaliy bajarilishini belgilaydi.</w:t>
-      </w:r>
-    </w:p>
-    <w:p>
-      <w:pPr>
-        <w:pStyle w:val="Heading2"/>
-        <w:spacing w:after="80" w:before="160"/>
-      </w:pPr>
-      <w:r>
-        <w:t xml:space="preserve">Vaksinalar zaxirasining ahamiyati</w:t>
-      </w:r>
-    </w:p>
-    <w:p>
-      <w:pPr>
-        <w:spacing w:after="120"/>
-        <w:jc w:val="both"/>
-      </w:pPr>
-      <w:r>
-        <w:t xml:space="preserve">Vaksinalar zaxirasi (rezervi) immunoprofilaktika uzluksizligining kafolatidir. Zaxiraning ahamiyati bir necha jihatda namoyon bo'ladi:</w:t>
+        <w:t xml:space="preserve">iflos va toza oqimlarning kesishmasligi;</w:t>
       </w:r>
     </w:p>
     <w:p>
@@ -171,12 +135,12 @@
         <w:pStyle w:val="ListParagraph"/>
         <w:numPr>
           <w:ilvl w:val="0"/>
-          <w:numId w:val="2"/>
+          <w:numId w:val="102"/>
         </w:numPr>
         <w:spacing w:after="40"/>
       </w:pPr>
       <w:r>
-        <w:t xml:space="preserve">ta'minot kechikkanda yoki uzilganda emlashni to'xtatmaslik;</w:t>
+        <w:t xml:space="preserve">xonalarning sanitariya holati, ventilyatsiya, yoritish va suv ta'minoti;</w:t>
       </w:r>
     </w:p>
     <w:p>
@@ -184,12 +148,57 @@
         <w:pStyle w:val="ListParagraph"/>
         <w:numPr>
           <w:ilvl w:val="0"/>
-          <w:numId w:val="2"/>
+          <w:numId w:val="102"/>
         </w:numPr>
         <w:spacing w:after="40"/>
       </w:pPr>
       <w:r>
-        <w:t xml:space="preserve">epidemik vaziyat yuzaga kelganda qo'shimcha emlash (masalan, o'choqda yoki avj olishda) o'tkazish imkoniyati;</w:t>
+        <w:t xml:space="preserve">xodimlar harakatining zonalar o'rtasida nazorat qilinishi.</w:t>
+      </w:r>
+    </w:p>
+    <w:p>
+      <w:pPr>
+        <w:spacing w:after="120"/>
+        <w:jc w:val="both"/>
+      </w:pPr>
+      <w:r>
+        <w:t xml:space="preserve">Zonalarning to'g'ri ajratilmasligi yoki oqimlarning kesishishi sterilizatsiya qilingan materiallarning qayta ifloslanishiga olib keladi va butun jarayon mazmunini yo'qotadi [1]. Shu bois tekshiruvchi zonalar o'rtasidagi fizik ajratmalarga, eshiklar va o'tish joylarining joylashuviga hamda havo oqimi yo'nalishiga alohida e'tibor beradi. Markazlashgan sterilizatsiyaning afzalligi ham aynan shunday nazorat qilinadigan, standartlashtirilgan muhitni ta'minlashida namoyon bo'ladi; tarqoq, bo'limma-bo'lim sterilizatsiyada esa sifatni yagona nazorat qilish qiyin [1].</w:t>
+      </w:r>
+    </w:p>
+    <w:p>
+      <w:pPr>
+        <w:pStyle w:val="Heading2"/>
+        <w:spacing w:after="80" w:before="160"/>
+      </w:pPr>
+      <w:r>
+        <w:t xml:space="preserve">Qayta ishlov va sterilizatsiya bosqichlarini nazorat qilish</w:t>
+      </w:r>
+    </w:p>
+    <w:p>
+      <w:pPr>
+        <w:spacing w:after="120"/>
+        <w:jc w:val="both"/>
+      </w:pPr>
+      <w:r>
+        <w:t xml:space="preserve">Asboblarni qayta ishlashning har bir bosqichi — dezinfeksiya, sterilizatsiyadan oldingi tozalash, quritish, qadoqlash va sterilizatsiya — to'g'ri bajarilayotgani baholanadi. Sterilizatsiyadan oldingi tozalash sifati maxsus sinamalar bilan tekshiriladi: yashirin qon qoldig'iga azopiram yoki amidopirin sinamasi, yuvish vositasi qoldig'iga esa fenolftalein sinamasi qo'llaniladi [2]. Sinama musbat natija bersa, asboblarning butun partiyasi qayta ishlanadi. Bu bosqich sterilizatsiya samaradorligining muhim sharti bo'lgani uchun unga alohida e'tibor qaratiladi, chunki asbobda qolgan organik qoldiq (qon, oqsil) mikroorganizmlarni himoya qilib, hatto to'g'ri o'tkazilgan sterilizatsiyani ham samarasiz qilishi mumkin. Zamonaviy MSPlarda bu bosqichlar uchun ultratovushli yuvish va avtomatik dezinfeksiya-yuvish mashinalari qo'llaniladi, bu jarayonni standartlashtirib, inson omili xatosini kamaytiradi.</w:t>
+      </w:r>
+    </w:p>
+    <w:p>
+      <w:pPr>
+        <w:pStyle w:val="Heading2"/>
+        <w:spacing w:after="80" w:before="160"/>
+      </w:pPr>
+      <w:r>
+        <w:t xml:space="preserve">Sterilizatsiya nazorati</w:t>
+      </w:r>
+    </w:p>
+    <w:p>
+      <w:pPr>
+        <w:spacing w:after="120"/>
+        <w:jc w:val="both"/>
+      </w:pPr>
+      <w:r>
+        <w:t xml:space="preserve">Sterilizatsiyaning ishonchliligi uch xil nazorat orqali tasdiqlanadi:</w:t>
       </w:r>
     </w:p>
     <w:p>
@@ -197,12 +206,12 @@
         <w:pStyle w:val="ListParagraph"/>
         <w:numPr>
           <w:ilvl w:val="0"/>
-          <w:numId w:val="2"/>
+          <w:numId w:val="103"/>
         </w:numPr>
         <w:spacing w:after="40"/>
       </w:pPr>
       <w:r>
-        <w:t xml:space="preserve">kutilmagan qo'shimcha kontingent (migrantlar, ichki ko'chganlar) paydo bo'lganda ularni o'z vaqtida emlash;</w:t>
+        <w:t xml:space="preserve">fizik nazorat — harorat, bosim va vaqt ko'rsatkichlarini o'lchash va qayd etish;</w:t>
       </w:r>
     </w:p>
     <w:p>
@@ -210,12 +219,25 @@
         <w:pStyle w:val="ListParagraph"/>
         <w:numPr>
           <w:ilvl w:val="0"/>
-          <w:numId w:val="2"/>
+          <w:numId w:val="103"/>
         </w:numPr>
         <w:spacing w:after="40"/>
       </w:pPr>
       <w:r>
-        <w:t xml:space="preserve">vaksinaning bir partiyasi yaroqsiz chiqqanda yoki sovuqlik zanjiri buzilganda uni almashtirish.</w:t>
+        <w:t xml:space="preserve">kimyoviy nazorat — indikatorlar yordamida belgilangan rejimga erishilganini tekshirish;</w:t>
+      </w:r>
+    </w:p>
+    <w:p>
+      <w:pPr>
+        <w:pStyle w:val="ListParagraph"/>
+        <w:numPr>
+          <w:ilvl w:val="0"/>
+          <w:numId w:val="103"/>
+        </w:numPr>
+        <w:spacing w:after="40"/>
+      </w:pPr>
+      <w:r>
+        <w:t xml:space="preserve">bakteriologik (biologik) nazorat — test-mikroorganizm sporalari yordamida mutlaq mikrobsizlikni tasdiqlash.</w:t>
       </w:r>
     </w:p>
     <w:p>
@@ -224,7 +246,7 @@
         <w:jc w:val="both"/>
       </w:pPr>
       <w:r>
-        <w:t xml:space="preserve">Ayni paytda zaxira haddan tashqari ko'p bo'lishi ham noto'g'ri — bu saqlash xavfini, sovuqlik zanjiriga yukni va yaroqlilik muddati o'tib ketish ehtimolini oshiradi. Shu bois zaxira optimal darajada, aylanma (avval kelgan — avval ishlatiladi, FEFO) tamoyili asosida boshqariladi [1]. Zaxira darajasi odatda oylik ehtiyojning ma'lum ulushi sifatida belgilanadi va u ta'minot tsikllari hamda yetkazib berish ishonchliligiga qarab sozlanadi. Zaxira miqdorini doimiy nazorat qilish va qoldiqlarni hisobga olish isrofgarchilikni kamaytiradi hamda ta'minotning uzluksizligini saqlaydi [1].</w:t>
+        <w:t xml:space="preserve">Bakteriologik nazorat sterilizatsiya ishonchliligining eng qat'iy ko'rsatkichi hisoblanadi; sterilizatorlar (avtoklav, quruq-havo shkafi) texnik holati va kalibrlanganligi ham tekshiriladi [2]. Steril materiallar qadog'i, belgilanishi va saqlash muddatiga rioya qilinganligi nazorat qilinadi [1]. Tekshiruvchi sterilizatsiya jurnallaridagi yozuvlarni real sterilizatsiya tsikllari bilan solishtiradi va bakteriologik nazorat qanchalik muntazam o'tkazilayotganini baholaydi. Agar biror sterilizatorda yoki rejimda takrorlanuvchi nosozlik aniqlansa, bu jihoz validatsiyadan o'tkazilmaguncha ishlatilmaydi. Shunday qilib, sterilizatsiya nazorati nafaqat yakuniy natijani, balki butun jarayonning ishonchliligini qamrab oladi.</w:t>
       </w:r>
     </w:p>
     <w:p>
@@ -233,7 +255,7 @@
         <w:spacing w:after="80" w:before="160"/>
       </w:pPr>
       <w:r>
-        <w:t xml:space="preserve">Rejalashtirishga qo'yiladigan talablar</w:t>
+        <w:t xml:space="preserve">Hujjatlar va xodimlarni nazorat qilish</w:t>
       </w:r>
     </w:p>
     <w:p>
@@ -242,7 +264,7 @@
         <w:jc w:val="both"/>
       </w:pPr>
       <w:r>
-        <w:t xml:space="preserve">Immunoprofilaktika rejasi quyidagi talablarga javob berishi kerak: milliy emlash kalendariga to'liq muvofiqlik; aholining real va yangilanib turadigan demografik ma'lumotlariga tayanish; vaksina, in'yeksiya vositalari va sovuqlik zanjiri resurslarining muvozanati; emlashdan keyingi noxush hodisalarni (AEFI) kuzatish tizimining mavjudligi; hamda emlash qamrovini muntazam monitoring qilish. Reja hududlar bo'yicha quyidan yuqoriga (tuman — viloyat — respublika) tuzilib, milliy darajada umumlashtiriladi va markazlashgan ta'minot bilan bog'lanadi. Rejaning bajarilishi va emlash qamrovi doimiy tahlil qilinib, zarurat bo'lganda tuzatishlar kiritiladi [1][2]. Emlash qamrovi hududlar va yosh guruhlari bo'yicha hisoblanib, immun qatlamidagi bo'shliqlar aniqlanadi; past qamrovli hududlarda qo'shimcha chora-tadbirlar ko'riladi. JSST emlash qamrovini yuqori va bir tekis ushlab turishni tavsiya etadi, chunki hatto mahalliy bo'shliqlar ham kasallik avj olishiga sabab bo'lishi mumkin [2]. Shuningdek, reja aholi bilan kommunikatsiya va emlashga ishonchni mustahkamlash choralarini ham o'z ichiga oladi, chunki qamrov nafaqat ta'minotga, balki aholining emlashga munosabatiga ham bog'liq.</w:t>
+        <w:t xml:space="preserve">Nazorat davomida bo'lim hujjatlari — sterilizatsiya rejimlari jurnallari, nazorat natijalari qaydlari va jihozlar texnik xizmat hujjatlari ko'rib chiqiladi. Hujjatlarning to'liq va to'g'ri yuritilishi sifat boshqaruvining ko'rsatkichidir. Xodimlarning maxsus tayyorgarlikdan o'tganligi, sterilizatsiya texnologiyasini bilishi, tibbiy ko'rikdan o'tishi va virusli gepatit B-ga qarshi emlanganligi baholanadi [1][2]. Xodimlar shaxsiy himoya vositalaridan foydalanishi va sanitariya-gigiyenik rejimga rioya qilishi kuzatiladi. Xodimlar bilan suhbat va ularning amaliy ko'nikmalarini baholash ham nazoratning qismidir, chunki ko'pincha kamchiliklar jihoz nosozligidan emas, balki inson omilidan — qoidalarni bilmaslik yoki ularga rioya qilmaslikdan kelib chiqadi. Shu bois xodimlar malakasini muntazam oshirish nazoratdan keyingi muhim tadbir hisoblanadi.</w:t>
       </w:r>
     </w:p>
     <w:p>
@@ -251,7 +273,7 @@
         <w:spacing w:after="80" w:before="160"/>
       </w:pPr>
       <w:r>
-        <w:t xml:space="preserve">Xulosa</w:t>
+        <w:t xml:space="preserve">Natijalar va choralar</w:t>
       </w:r>
     </w:p>
     <w:p>
@@ -260,7 +282,25 @@
         <w:jc w:val="both"/>
       </w:pPr>
       <w:r>
-        <w:t xml:space="preserve">Immunoprofilaktikani rejalashtirish maqsadli kontingentni aniqlash, vaksina ehtiyojini hisoblash, zaxirani belgilash va sovuqlik zanjiri quvvatini baholashni o'z ichiga oladi; u milliy emlash kalendari va JSST EPI tamoyillariga tayanadi. Vaksinalar zaxirasi ta'minot uzilishlari va epidemik holatlarda emlash uzluksizligini kafolatlaydi, biroq u optimal va aylanma tamoyili asosida boshqarilishi kerak. To'g'ri rejalashtirish va zaxira boshqaruvi immunoprofilaktikaning ishonchliligi va yuqori emlash qamrovining asosidir. Vrach-epidemiolog uchun immunoprofilaktikani rejalashtirish va vaksina ta'minotini boshqarish ko'nikmasi emlash dasturining muvaffaqiyatini belgilovchi muhim kasbiy malakadir.</w:t>
+        <w:t xml:space="preserve">Nazorat yakunida natijalar rasmiylashtiriladi, aniqlangan kamchiliklar va ularni bartaraf etish muddatlari belgilanadi. Jiddiy qoidabuzarliklar — sterilizatsiya rejimining buzilishi yoki bakteriologik nazoratning salbiy natijasi — aniqlanganda ma'muriy chora ko'rilishi yoki aholi salomatligiga tahdid bo'lsa, faoliyat vaqtincha to'xtatilishi mumkin [2]. Kamchiliklar bartaraf etilgach, ularning haqiqatan va to'liq to'g'rilanganiga ishonch hosil qilish uchun belgilangan muddatda qayta tekshiruv o'tkaziladi. Nazorat natijalari tahlili sterilizatsiya ishini tizimli takomillashtirishga xizmat qiladi. Nazoratning samaradorligi uning muntazamligiga va xolisligiga bog'liq: bir martalik, rasmiy tekshiruv emas, balki doimiy nazorat va o'z-o'zini nazorat tizimi haqiqiy natija beradi. Shu bois ko'plab muassasalarda ichki sifat nazorati komissiyasi tuzilib, u MSP ishini muntazam baholab boradi va tashqi tekshiruvlarga doimiy tayyorlikni ta'minlaydi.</w:t>
+      </w:r>
+    </w:p>
+    <w:p>
+      <w:pPr>
+        <w:pStyle w:val="Heading2"/>
+        <w:spacing w:after="80" w:before="160"/>
+      </w:pPr>
+      <w:r>
+        <w:t xml:space="preserve">Xulosa</w:t>
+      </w:r>
+    </w:p>
+    <w:p>
+      <w:pPr>
+        <w:spacing w:after="120"/>
+        <w:jc w:val="both"/>
+      </w:pPr>
+      <w:r>
+        <w:t xml:space="preserve">Markaziy sterilizatsiya punkti faoliyatini nazorat qilish — shifoxona ichi infeksiyalarining oldini olishga qaratilgan muhim tadbir bo'lib, uning talablari O'zbekistonda SanQvaM № 0365-19 bilan belgilangan [1]. Nazorat bino va zonalar tashkili, qayta ishlov bosqichlari, sterilizatsiyaning fizik, kimyoviy va bakteriologik nazorati, hujjatlar hamda xodimlar malakasini qamrab oladi. Aniqlangan kamchiliklar bo'yicha chora ko'riladi va qayta tekshiriladi. Muntazam va puxta nazorat sterilizatsiyaning ishonchliligini va tibbiy aralashuvlar xavfsizligini ta'minlaydi; bu esa bemorlar va tibbiy xodimlarni qon orqali yuqadigan infeksiyalardan himoya qilishning asosidir. Vrach-epidemiolog uchun MSP faoliyatini nazorat qilish usullari va mezonlarini bilish infeksion xavfsizlikni ta'minlashning zaruriy kasbiy malakasidir.</w:t>
       </w:r>
     </w:p>
     <w:p>
@@ -282,7 +322,7 @@
         <w:spacing w:after="40"/>
       </w:pPr>
       <w:r>
-        <w:t xml:space="preserve">O'zbekiston Respublikasida profilaktik emlashlar o'tkazish kalendar rejasi (Milliy emlash kalendari). O'zR Sog'liqni saqlash vazirligi.</w:t>
+        <w:t xml:space="preserve">SanQvaM № 0365-19. Tibbiy anjom-asboblar va buyumlarni sterilizatsiya qilish markazlarini loyihalashtirish, qurish va ekspluatatsiya qilish sanitariya qoidalari va me'yorlari. O'zR Bosh davlat sanitariya vrachi tomonidan 14.05.2019 tasdiqlangan. — Toshkent, 2019.</w:t>
       </w:r>
     </w:p>
     <w:p>
@@ -295,7 +335,20 @@
         <w:spacing w:after="40"/>
       </w:pPr>
       <w:r>
-        <w:t xml:space="preserve">World Health Organization. Immunization in practice: a practical guide for health staff; Expanded Programme on Immunization (EPI). URL: https://www.who.int/teams/immunization-vaccines-and-biologicals</w:t>
+        <w:t xml:space="preserve">Mirtazayev O.M., Zuyeva L.P., Matnazarova G.S. Epidemiologiya. — Toshkent, 2016.</w:t>
+      </w:r>
+    </w:p>
+    <w:p>
+      <w:pPr>
+        <w:pStyle w:val="ListParagraph"/>
+        <w:numPr>
+          <w:ilvl w:val="0"/>
+          <w:numId w:val="3"/>
+        </w:numPr>
+        <w:spacing w:after="40"/>
+      </w:pPr>
+      <w:r>
+        <w:t xml:space="preserve">World Health Organization. Decontamination and reprocessing of medical devices in health-care facilities, 2016. URL: https://www.who.int/publications/i/item/9789241549851</w:t>
       </w:r>
     </w:p>
     <w:sectPr>
@@ -501,6 +554,18 @@
       <w:lvlJc w:val="left"/>
       <w:pPr>
         <w:ind w:left="576" w:hanging="316"/>
+      </w:pPr>
+    </w:lvl>
+  </w:abstractNum>
+  <w:abstractNum w:abstractNumId="90">
+    <w:multiLevelType w:val="hybridMultilevel"/>
+    <w:lvl w:ilvl="0">
+      <w:start w:val="1"/>
+      <w:numFmt w:val="decimal"/>
+      <w:lvlText w:val="%1)"/>
+      <w:lvlJc w:val="left"/>
+      <w:pPr>
+        <w:ind w:left="851" w:hanging="425"/>
       </w:pPr>
     </w:lvl>
   </w:abstractNum>
@@ -518,6 +583,24 @@
   </w:num>
   <w:num w:numId="3">
     <w:abstractNumId w:val="4"/>
+    <w:lvlOverride w:ilvl="0">
+      <w:startOverride w:val="1"/>
+    </w:lvlOverride>
+  </w:num>
+  <w:num w:numId="101">
+    <w:abstractNumId w:val="90"/>
+    <w:lvlOverride w:ilvl="0">
+      <w:startOverride w:val="1"/>
+    </w:lvlOverride>
+  </w:num>
+  <w:num w:numId="102">
+    <w:abstractNumId w:val="90"/>
+    <w:lvlOverride w:ilvl="0">
+      <w:startOverride w:val="1"/>
+    </w:lvlOverride>
+  </w:num>
+  <w:num w:numId="103">
+    <w:abstractNumId w:val="90"/>
     <w:lvlOverride w:ilvl="0">
       <w:startOverride w:val="1"/>
     </w:lvlOverride>

--- a/javoblar/034.docx
+++ b/javoblar/034.docx
@@ -5,36 +5,63 @@
     <w:p>
       <w:pPr>
         <w:pStyle w:val="Heading1"/>
-        <w:spacing w:after="200"/>
-      </w:pPr>
-      <w:r>
+        <w:spacing w:after="240"/>
+        <w:jc w:val="center"/>
+      </w:pPr>
+      <w:r>
+        <w:rPr>
+          <w:rFonts w:ascii="Times New Roman" w:cs="Times New Roman" w:eastAsia="Times New Roman" w:hAnsi="Times New Roman"/>
+          <w:b/>
+          <w:bCs/>
+          <w:sz w:val="28"/>
+          <w:szCs w:val="28"/>
+        </w:rPr>
         <w:t xml:space="preserve">34. Markaziy sterilizatsiya punktlari faoliyatini nazorat qilishga qo'yilgan talablar</w:t>
       </w:r>
     </w:p>
     <w:p>
       <w:pPr>
-        <w:spacing w:after="120"/>
-        <w:jc w:val="both"/>
-      </w:pPr>
-      <w:r>
+        <w:spacing w:after="120" w:line="276"/>
+        <w:ind w:firstLine="567"/>
+        <w:jc w:val="both"/>
+      </w:pPr>
+      <w:r>
+        <w:rPr>
+          <w:rFonts w:ascii="Times New Roman" w:cs="Times New Roman" w:eastAsia="Times New Roman" w:hAnsi="Times New Roman"/>
+          <w:sz w:val="28"/>
+          <w:szCs w:val="28"/>
+        </w:rPr>
         <w:t xml:space="preserve">Markaziy sterilizatsiya punkti (MSP) yoki bo'limi — davolash-profilaktika muassasasida tibbiy asbob-uskunalarni markazlashgan tarzda dezinfeksiya, tozalash va sterilizatsiya qiluvchi bo'linmadir. O'zbekiston Respublikasida bunday markazlarni loyihalashtirish, qurish va ekspluatatsiya qilishga qo'yiladigan talablar SanQvaM № 0365-19 bilan belgilangan [1]. MSP faoliyatini nazorat qilish shifoxona ichi infeksiyalarining, ayniqsa qon orqali yuqadigan infeksiyalar (virusli gepatit B, C, OIV) va yiringli-septik asoratlarning oldini olishga qaratilgan muhim tadbir hisoblanadi [1][2]. Nazorat MSPning faoliyati bevosita bemorlar hayoti va salomatligi bilan bog'liqligi sababli qat'iy va majburiy xususiyatga ega.</w:t>
       </w:r>
     </w:p>
     <w:p>
       <w:pPr>
         <w:pStyle w:val="Heading2"/>
-        <w:spacing w:after="80" w:before="160"/>
-      </w:pPr>
-      <w:r>
+        <w:spacing w:after="100" w:before="200"/>
+      </w:pPr>
+      <w:r>
+        <w:rPr>
+          <w:rFonts w:ascii="Times New Roman" w:cs="Times New Roman" w:eastAsia="Times New Roman" w:hAnsi="Times New Roman"/>
+          <w:b/>
+          <w:bCs/>
+          <w:sz w:val="28"/>
+          <w:szCs w:val="28"/>
+        </w:rPr>
         <w:t xml:space="preserve">Nazoratning maqsadi va turlari</w:t>
       </w:r>
     </w:p>
     <w:p>
       <w:pPr>
-        <w:spacing w:after="120"/>
-        <w:jc w:val="both"/>
-      </w:pPr>
-      <w:r>
+        <w:spacing w:after="120" w:line="276"/>
+        <w:ind w:firstLine="567"/>
+        <w:jc w:val="both"/>
+      </w:pPr>
+      <w:r>
+        <w:rPr>
+          <w:rFonts w:ascii="Times New Roman" w:cs="Times New Roman" w:eastAsia="Times New Roman" w:hAnsi="Times New Roman"/>
+          <w:sz w:val="28"/>
+          <w:szCs w:val="28"/>
+        </w:rPr>
         <w:t xml:space="preserve">Nazoratning asosiy maqsadi — sterilizatsiyaning barcha bosqichlari to'g'ri va samarali o'tkazilayotganiga ishonch hosil qilishdir. Nazorat turlari quyidagilar:</w:t>
       </w:r>
     </w:p>
@@ -43,11 +70,17 @@
         <w:pStyle w:val="ListParagraph"/>
         <w:numPr>
           <w:ilvl w:val="0"/>
-          <w:numId w:val="101"/>
+          <w:numId w:val="2"/>
         </w:numPr>
-        <w:spacing w:after="40"/>
-      </w:pPr>
-      <w:r>
+        <w:spacing w:after="60" w:line="276"/>
+        <w:jc w:val="both"/>
+      </w:pPr>
+      <w:r>
+        <w:rPr>
+          <w:rFonts w:ascii="Times New Roman" w:cs="Times New Roman" w:eastAsia="Times New Roman" w:hAnsi="Times New Roman"/>
+          <w:sz w:val="28"/>
+          <w:szCs w:val="28"/>
+        </w:rPr>
         <w:t xml:space="preserve">rejali — oldindan belgilangan jadval asosida;</w:t>
       </w:r>
     </w:p>
@@ -56,11 +89,17 @@
         <w:pStyle w:val="ListParagraph"/>
         <w:numPr>
           <w:ilvl w:val="0"/>
-          <w:numId w:val="101"/>
+          <w:numId w:val="2"/>
         </w:numPr>
-        <w:spacing w:after="40"/>
-      </w:pPr>
-      <w:r>
+        <w:spacing w:after="60" w:line="276"/>
+        <w:jc w:val="both"/>
+      </w:pPr>
+      <w:r>
+        <w:rPr>
+          <w:rFonts w:ascii="Times New Roman" w:cs="Times New Roman" w:eastAsia="Times New Roman" w:hAnsi="Times New Roman"/>
+          <w:sz w:val="28"/>
+          <w:szCs w:val="28"/>
+        </w:rPr>
         <w:t xml:space="preserve">rejadan tashqari — shikoyat, asorat yoki epidemik noxushlik holatlari yuzaga kelganda;</w:t>
       </w:r>
     </w:p>
@@ -69,247 +108,64 @@
         <w:pStyle w:val="ListParagraph"/>
         <w:numPr>
           <w:ilvl w:val="0"/>
-          <w:numId w:val="101"/>
+          <w:numId w:val="2"/>
         </w:numPr>
-        <w:spacing w:after="40"/>
-      </w:pPr>
-      <w:r>
+        <w:spacing w:after="60" w:line="276"/>
+        <w:jc w:val="both"/>
+      </w:pPr>
+      <w:r>
+        <w:rPr>
+          <w:rFonts w:ascii="Times New Roman" w:cs="Times New Roman" w:eastAsia="Times New Roman" w:hAnsi="Times New Roman"/>
+          <w:sz w:val="28"/>
+          <w:szCs w:val="28"/>
+        </w:rPr>
         <w:t xml:space="preserve">ichki (o'z-o'zini nazorat) — muassasaning o'z sifat nazorati komissiyasi tomonidan muntazam.</w:t>
       </w:r>
     </w:p>
     <w:p>
       <w:pPr>
-        <w:spacing w:after="120"/>
-        <w:jc w:val="both"/>
-      </w:pPr>
-      <w:r>
+        <w:spacing w:after="120" w:line="276"/>
+        <w:ind w:firstLine="567"/>
+        <w:jc w:val="both"/>
+      </w:pPr>
+      <w:r>
+        <w:rPr>
+          <w:rFonts w:ascii="Times New Roman" w:cs="Times New Roman" w:eastAsia="Times New Roman" w:hAnsi="Times New Roman"/>
+          <w:sz w:val="28"/>
+          <w:szCs w:val="28"/>
+        </w:rPr>
         <w:t xml:space="preserve">Davlat sanitariya nazorati organlari tomonidan o'tkaziladigan tashqi tekshiruvlar qonunchilikda belgilangan tartibda, tekshiriladigan muassasaning huquqlarini hurmat qilgan holda amalga oshiriladi [2]. Nazorat usullari kuzatuv, hujjatlarni o'rganish, xodimlar bilan suhbat va laboratoriya nazoratini (surtma va test namunalari olish) o'z ichiga oladi.</w:t>
       </w:r>
     </w:p>
     <w:p>
       <w:pPr>
         <w:pStyle w:val="Heading2"/>
-        <w:spacing w:after="80" w:before="160"/>
-      </w:pPr>
-      <w:r>
+        <w:spacing w:after="100" w:before="200"/>
+      </w:pPr>
+      <w:r>
+        <w:rPr>
+          <w:rFonts w:ascii="Times New Roman" w:cs="Times New Roman" w:eastAsia="Times New Roman" w:hAnsi="Times New Roman"/>
+          <w:b/>
+          <w:bCs/>
+          <w:sz w:val="28"/>
+          <w:szCs w:val="28"/>
+        </w:rPr>
         <w:t xml:space="preserve">Bino va zonalarni nazorat qilish</w:t>
       </w:r>
     </w:p>
     <w:p>
       <w:pPr>
-        <w:spacing w:after="120"/>
-        <w:jc w:val="both"/>
-      </w:pPr>
-      <w:r>
+        <w:spacing w:after="120" w:line="276"/>
+        <w:ind w:firstLine="567"/>
+        <w:jc w:val="both"/>
+      </w:pPr>
+      <w:r>
+        <w:rPr>
+          <w:rFonts w:ascii="Times New Roman" w:cs="Times New Roman" w:eastAsia="Times New Roman" w:hAnsi="Times New Roman"/>
+          <w:sz w:val="28"/>
+          <w:szCs w:val="28"/>
+        </w:rPr>
         <w:t xml:space="preserve">MSP binosi "iflosdan tozaga" bir yo'nalishli oqim prinsipiga muvofiq tashkil etilishi tekshiriladi [1]. Nazorat quyidagi jihatlarni qamrab oladi:</w:t>
-      </w:r>
-    </w:p>
-    <w:p>
-      <w:pPr>
-        <w:pStyle w:val="ListParagraph"/>
-        <w:numPr>
-          <w:ilvl w:val="0"/>
-          <w:numId w:val="102"/>
-        </w:numPr>
-        <w:spacing w:after="40"/>
-      </w:pPr>
-      <w:r>
-        <w:t xml:space="preserve">iflos, toza va steril zonalarning aniq ajratilganligi;</w:t>
-      </w:r>
-    </w:p>
-    <w:p>
-      <w:pPr>
-        <w:pStyle w:val="ListParagraph"/>
-        <w:numPr>
-          <w:ilvl w:val="0"/>
-          <w:numId w:val="102"/>
-        </w:numPr>
-        <w:spacing w:after="40"/>
-      </w:pPr>
-      <w:r>
-        <w:t xml:space="preserve">iflos va toza oqimlarning kesishmasligi;</w:t>
-      </w:r>
-    </w:p>
-    <w:p>
-      <w:pPr>
-        <w:pStyle w:val="ListParagraph"/>
-        <w:numPr>
-          <w:ilvl w:val="0"/>
-          <w:numId w:val="102"/>
-        </w:numPr>
-        <w:spacing w:after="40"/>
-      </w:pPr>
-      <w:r>
-        <w:t xml:space="preserve">xonalarning sanitariya holati, ventilyatsiya, yoritish va suv ta'minoti;</w:t>
-      </w:r>
-    </w:p>
-    <w:p>
-      <w:pPr>
-        <w:pStyle w:val="ListParagraph"/>
-        <w:numPr>
-          <w:ilvl w:val="0"/>
-          <w:numId w:val="102"/>
-        </w:numPr>
-        <w:spacing w:after="40"/>
-      </w:pPr>
-      <w:r>
-        <w:t xml:space="preserve">xodimlar harakatining zonalar o'rtasida nazorat qilinishi.</w:t>
-      </w:r>
-    </w:p>
-    <w:p>
-      <w:pPr>
-        <w:spacing w:after="120"/>
-        <w:jc w:val="both"/>
-      </w:pPr>
-      <w:r>
-        <w:t xml:space="preserve">Zonalarning to'g'ri ajratilmasligi yoki oqimlarning kesishishi sterilizatsiya qilingan materiallarning qayta ifloslanishiga olib keladi va butun jarayon mazmunini yo'qotadi [1]. Shu bois tekshiruvchi zonalar o'rtasidagi fizik ajratmalarga, eshiklar va o'tish joylarining joylashuviga hamda havo oqimi yo'nalishiga alohida e'tibor beradi. Markazlashgan sterilizatsiyaning afzalligi ham aynan shunday nazorat qilinadigan, standartlashtirilgan muhitni ta'minlashida namoyon bo'ladi; tarqoq, bo'limma-bo'lim sterilizatsiyada esa sifatni yagona nazorat qilish qiyin [1].</w:t>
-      </w:r>
-    </w:p>
-    <w:p>
-      <w:pPr>
-        <w:pStyle w:val="Heading2"/>
-        <w:spacing w:after="80" w:before="160"/>
-      </w:pPr>
-      <w:r>
-        <w:t xml:space="preserve">Qayta ishlov va sterilizatsiya bosqichlarini nazorat qilish</w:t>
-      </w:r>
-    </w:p>
-    <w:p>
-      <w:pPr>
-        <w:spacing w:after="120"/>
-        <w:jc w:val="both"/>
-      </w:pPr>
-      <w:r>
-        <w:t xml:space="preserve">Asboblarni qayta ishlashning har bir bosqichi — dezinfeksiya, sterilizatsiyadan oldingi tozalash, quritish, qadoqlash va sterilizatsiya — to'g'ri bajarilayotgani baholanadi. Sterilizatsiyadan oldingi tozalash sifati maxsus sinamalar bilan tekshiriladi: yashirin qon qoldig'iga azopiram yoki amidopirin sinamasi, yuvish vositasi qoldig'iga esa fenolftalein sinamasi qo'llaniladi [2]. Sinama musbat natija bersa, asboblarning butun partiyasi qayta ishlanadi. Bu bosqich sterilizatsiya samaradorligining muhim sharti bo'lgani uchun unga alohida e'tibor qaratiladi, chunki asbobda qolgan organik qoldiq (qon, oqsil) mikroorganizmlarni himoya qilib, hatto to'g'ri o'tkazilgan sterilizatsiyani ham samarasiz qilishi mumkin. Zamonaviy MSPlarda bu bosqichlar uchun ultratovushli yuvish va avtomatik dezinfeksiya-yuvish mashinalari qo'llaniladi, bu jarayonni standartlashtirib, inson omili xatosini kamaytiradi.</w:t>
-      </w:r>
-    </w:p>
-    <w:p>
-      <w:pPr>
-        <w:pStyle w:val="Heading2"/>
-        <w:spacing w:after="80" w:before="160"/>
-      </w:pPr>
-      <w:r>
-        <w:t xml:space="preserve">Sterilizatsiya nazorati</w:t>
-      </w:r>
-    </w:p>
-    <w:p>
-      <w:pPr>
-        <w:spacing w:after="120"/>
-        <w:jc w:val="both"/>
-      </w:pPr>
-      <w:r>
-        <w:t xml:space="preserve">Sterilizatsiyaning ishonchliligi uch xil nazorat orqali tasdiqlanadi:</w:t>
-      </w:r>
-    </w:p>
-    <w:p>
-      <w:pPr>
-        <w:pStyle w:val="ListParagraph"/>
-        <w:numPr>
-          <w:ilvl w:val="0"/>
-          <w:numId w:val="103"/>
-        </w:numPr>
-        <w:spacing w:after="40"/>
-      </w:pPr>
-      <w:r>
-        <w:t xml:space="preserve">fizik nazorat — harorat, bosim va vaqt ko'rsatkichlarini o'lchash va qayd etish;</w:t>
-      </w:r>
-    </w:p>
-    <w:p>
-      <w:pPr>
-        <w:pStyle w:val="ListParagraph"/>
-        <w:numPr>
-          <w:ilvl w:val="0"/>
-          <w:numId w:val="103"/>
-        </w:numPr>
-        <w:spacing w:after="40"/>
-      </w:pPr>
-      <w:r>
-        <w:t xml:space="preserve">kimyoviy nazorat — indikatorlar yordamida belgilangan rejimga erishilganini tekshirish;</w:t>
-      </w:r>
-    </w:p>
-    <w:p>
-      <w:pPr>
-        <w:pStyle w:val="ListParagraph"/>
-        <w:numPr>
-          <w:ilvl w:val="0"/>
-          <w:numId w:val="103"/>
-        </w:numPr>
-        <w:spacing w:after="40"/>
-      </w:pPr>
-      <w:r>
-        <w:t xml:space="preserve">bakteriologik (biologik) nazorat — test-mikroorganizm sporalari yordamida mutlaq mikrobsizlikni tasdiqlash.</w:t>
-      </w:r>
-    </w:p>
-    <w:p>
-      <w:pPr>
-        <w:spacing w:after="120"/>
-        <w:jc w:val="both"/>
-      </w:pPr>
-      <w:r>
-        <w:t xml:space="preserve">Bakteriologik nazorat sterilizatsiya ishonchliligining eng qat'iy ko'rsatkichi hisoblanadi; sterilizatorlar (avtoklav, quruq-havo shkafi) texnik holati va kalibrlanganligi ham tekshiriladi [2]. Steril materiallar qadog'i, belgilanishi va saqlash muddatiga rioya qilinganligi nazorat qilinadi [1]. Tekshiruvchi sterilizatsiya jurnallaridagi yozuvlarni real sterilizatsiya tsikllari bilan solishtiradi va bakteriologik nazorat qanchalik muntazam o'tkazilayotganini baholaydi. Agar biror sterilizatorda yoki rejimda takrorlanuvchi nosozlik aniqlansa, bu jihoz validatsiyadan o'tkazilmaguncha ishlatilmaydi. Shunday qilib, sterilizatsiya nazorati nafaqat yakuniy natijani, balki butun jarayonning ishonchliligini qamrab oladi.</w:t>
-      </w:r>
-    </w:p>
-    <w:p>
-      <w:pPr>
-        <w:pStyle w:val="Heading2"/>
-        <w:spacing w:after="80" w:before="160"/>
-      </w:pPr>
-      <w:r>
-        <w:t xml:space="preserve">Hujjatlar va xodimlarni nazorat qilish</w:t>
-      </w:r>
-    </w:p>
-    <w:p>
-      <w:pPr>
-        <w:spacing w:after="120"/>
-        <w:jc w:val="both"/>
-      </w:pPr>
-      <w:r>
-        <w:t xml:space="preserve">Nazorat davomida bo'lim hujjatlari — sterilizatsiya rejimlari jurnallari, nazorat natijalari qaydlari va jihozlar texnik xizmat hujjatlari ko'rib chiqiladi. Hujjatlarning to'liq va to'g'ri yuritilishi sifat boshqaruvining ko'rsatkichidir. Xodimlarning maxsus tayyorgarlikdan o'tganligi, sterilizatsiya texnologiyasini bilishi, tibbiy ko'rikdan o'tishi va virusli gepatit B-ga qarshi emlanganligi baholanadi [1][2]. Xodimlar shaxsiy himoya vositalaridan foydalanishi va sanitariya-gigiyenik rejimga rioya qilishi kuzatiladi. Xodimlar bilan suhbat va ularning amaliy ko'nikmalarini baholash ham nazoratning qismidir, chunki ko'pincha kamchiliklar jihoz nosozligidan emas, balki inson omilidan — qoidalarni bilmaslik yoki ularga rioya qilmaslikdan kelib chiqadi. Shu bois xodimlar malakasini muntazam oshirish nazoratdan keyingi muhim tadbir hisoblanadi.</w:t>
-      </w:r>
-    </w:p>
-    <w:p>
-      <w:pPr>
-        <w:pStyle w:val="Heading2"/>
-        <w:spacing w:after="80" w:before="160"/>
-      </w:pPr>
-      <w:r>
-        <w:t xml:space="preserve">Natijalar va choralar</w:t>
-      </w:r>
-    </w:p>
-    <w:p>
-      <w:pPr>
-        <w:spacing w:after="120"/>
-        <w:jc w:val="both"/>
-      </w:pPr>
-      <w:r>
-        <w:t xml:space="preserve">Nazorat yakunida natijalar rasmiylashtiriladi, aniqlangan kamchiliklar va ularni bartaraf etish muddatlari belgilanadi. Jiddiy qoidabuzarliklar — sterilizatsiya rejimining buzilishi yoki bakteriologik nazoratning salbiy natijasi — aniqlanganda ma'muriy chora ko'rilishi yoki aholi salomatligiga tahdid bo'lsa, faoliyat vaqtincha to'xtatilishi mumkin [2]. Kamchiliklar bartaraf etilgach, ularning haqiqatan va to'liq to'g'rilanganiga ishonch hosil qilish uchun belgilangan muddatda qayta tekshiruv o'tkaziladi. Nazorat natijalari tahlili sterilizatsiya ishini tizimli takomillashtirishga xizmat qiladi. Nazoratning samaradorligi uning muntazamligiga va xolisligiga bog'liq: bir martalik, rasmiy tekshiruv emas, balki doimiy nazorat va o'z-o'zini nazorat tizimi haqiqiy natija beradi. Shu bois ko'plab muassasalarda ichki sifat nazorati komissiyasi tuzilib, u MSP ishini muntazam baholab boradi va tashqi tekshiruvlarga doimiy tayyorlikni ta'minlaydi.</w:t>
-      </w:r>
-    </w:p>
-    <w:p>
-      <w:pPr>
-        <w:pStyle w:val="Heading2"/>
-        <w:spacing w:after="80" w:before="160"/>
-      </w:pPr>
-      <w:r>
-        <w:t xml:space="preserve">Xulosa</w:t>
-      </w:r>
-    </w:p>
-    <w:p>
-      <w:pPr>
-        <w:spacing w:after="120"/>
-        <w:jc w:val="both"/>
-      </w:pPr>
-      <w:r>
-        <w:t xml:space="preserve">Markaziy sterilizatsiya punkti faoliyatini nazorat qilish — shifoxona ichi infeksiyalarining oldini olishga qaratilgan muhim tadbir bo'lib, uning talablari O'zbekistonda SanQvaM № 0365-19 bilan belgilangan [1]. Nazorat bino va zonalar tashkili, qayta ishlov bosqichlari, sterilizatsiyaning fizik, kimyoviy va bakteriologik nazorati, hujjatlar hamda xodimlar malakasini qamrab oladi. Aniqlangan kamchiliklar bo'yicha chora ko'riladi va qayta tekshiriladi. Muntazam va puxta nazorat sterilizatsiyaning ishonchliligini va tibbiy aralashuvlar xavfsizligini ta'minlaydi; bu esa bemorlar va tibbiy xodimlarni qon orqali yuqadigan infeksiyalardan himoya qilishning asosidir. Vrach-epidemiolog uchun MSP faoliyatini nazorat qilish usullari va mezonlarini bilish infeksion xavfsizlikni ta'minlashning zaruriy kasbiy malakasidir.</w:t>
-      </w:r>
-    </w:p>
-    <w:p>
-      <w:pPr>
-        <w:pStyle w:val="Heading2"/>
-        <w:spacing w:after="80" w:before="220"/>
-      </w:pPr>
-      <w:r>
-        <w:t xml:space="preserve">Foydalanilgan adabiyotlar</w:t>
       </w:r>
     </w:p>
     <w:p>
@@ -319,10 +175,16 @@
           <w:ilvl w:val="0"/>
           <w:numId w:val="3"/>
         </w:numPr>
-        <w:spacing w:after="40"/>
-      </w:pPr>
-      <w:r>
-        <w:t xml:space="preserve">SanQvaM № 0365-19. Tibbiy anjom-asboblar va buyumlarni sterilizatsiya qilish markazlarini loyihalashtirish, qurish va ekspluatatsiya qilish sanitariya qoidalari va me'yorlari. O'zR Bosh davlat sanitariya vrachi tomonidan 14.05.2019 tasdiqlangan. — Toshkent, 2019.</w:t>
+        <w:spacing w:after="60" w:line="276"/>
+        <w:jc w:val="both"/>
+      </w:pPr>
+      <w:r>
+        <w:rPr>
+          <w:rFonts w:ascii="Times New Roman" w:cs="Times New Roman" w:eastAsia="Times New Roman" w:hAnsi="Times New Roman"/>
+          <w:sz w:val="28"/>
+          <w:szCs w:val="28"/>
+        </w:rPr>
+        <w:t xml:space="preserve">iflos, toza va steril zonalarning aniq ajratilganligi;</w:t>
       </w:r>
     </w:p>
     <w:p>
@@ -332,10 +194,16 @@
           <w:ilvl w:val="0"/>
           <w:numId w:val="3"/>
         </w:numPr>
-        <w:spacing w:after="40"/>
-      </w:pPr>
-      <w:r>
-        <w:t xml:space="preserve">Mirtazayev O.M., Zuyeva L.P., Matnazarova G.S. Epidemiologiya. — Toshkent, 2016.</w:t>
+        <w:spacing w:after="60" w:line="276"/>
+        <w:jc w:val="both"/>
+      </w:pPr>
+      <w:r>
+        <w:rPr>
+          <w:rFonts w:ascii="Times New Roman" w:cs="Times New Roman" w:eastAsia="Times New Roman" w:hAnsi="Times New Roman"/>
+          <w:sz w:val="28"/>
+          <w:szCs w:val="28"/>
+        </w:rPr>
+        <w:t xml:space="preserve">iflos va toza oqimlarning kesishmasligi;</w:t>
       </w:r>
     </w:p>
     <w:p>
@@ -345,15 +213,434 @@
           <w:ilvl w:val="0"/>
           <w:numId w:val="3"/>
         </w:numPr>
-        <w:spacing w:after="40"/>
-      </w:pPr>
-      <w:r>
-        <w:t xml:space="preserve">World Health Organization. Decontamination and reprocessing of medical devices in health-care facilities, 2016. URL: https://www.who.int/publications/i/item/9789241549851</w:t>
+        <w:spacing w:after="60" w:line="276"/>
+        <w:jc w:val="both"/>
+      </w:pPr>
+      <w:r>
+        <w:rPr>
+          <w:rFonts w:ascii="Times New Roman" w:cs="Times New Roman" w:eastAsia="Times New Roman" w:hAnsi="Times New Roman"/>
+          <w:sz w:val="28"/>
+          <w:szCs w:val="28"/>
+        </w:rPr>
+        <w:t xml:space="preserve">xonalarning sanitariya holati, ventilyatsiya, yoritish va suv ta'minoti;</w:t>
+      </w:r>
+    </w:p>
+    <w:p>
+      <w:pPr>
+        <w:pStyle w:val="ListParagraph"/>
+        <w:numPr>
+          <w:ilvl w:val="0"/>
+          <w:numId w:val="3"/>
+        </w:numPr>
+        <w:spacing w:after="60" w:line="276"/>
+        <w:jc w:val="both"/>
+      </w:pPr>
+      <w:r>
+        <w:rPr>
+          <w:rFonts w:ascii="Times New Roman" w:cs="Times New Roman" w:eastAsia="Times New Roman" w:hAnsi="Times New Roman"/>
+          <w:sz w:val="28"/>
+          <w:szCs w:val="28"/>
+        </w:rPr>
+        <w:t xml:space="preserve">xodimlar harakatining zonalar o'rtasida nazorat qilinishi.</w:t>
+      </w:r>
+    </w:p>
+    <w:p>
+      <w:pPr>
+        <w:spacing w:after="120" w:line="276"/>
+        <w:ind w:firstLine="567"/>
+        <w:jc w:val="both"/>
+      </w:pPr>
+      <w:r>
+        <w:rPr>
+          <w:rFonts w:ascii="Times New Roman" w:cs="Times New Roman" w:eastAsia="Times New Roman" w:hAnsi="Times New Roman"/>
+          <w:sz w:val="28"/>
+          <w:szCs w:val="28"/>
+        </w:rPr>
+        <w:t xml:space="preserve">Zonalarning to'g'ri ajratilmasligi yoki oqimlarning kesishishi sterilizatsiya qilingan materiallarning qayta ifloslanishiga olib keladi va butun jarayon mazmunini yo'qotadi [1]. Shu bois tekshiruvchi zonalar o'rtasidagi fizik ajratmalarga, eshiklar va o'tish joylarining joylashuviga hamda havo oqimi yo'nalishiga alohida e'tibor beradi. Markazlashgan sterilizatsiyaning afzalligi ham aynan shunday nazorat qilinadigan, standartlashtirilgan muhitni ta'minlashida namoyon bo'ladi; tarqoq, bo'limma-bo'lim sterilizatsiyada esa sifatni yagona nazorat qilish qiyin [1].</w:t>
+      </w:r>
+    </w:p>
+    <w:p>
+      <w:pPr>
+        <w:pStyle w:val="Heading2"/>
+        <w:spacing w:after="100" w:before="200"/>
+      </w:pPr>
+      <w:r>
+        <w:rPr>
+          <w:rFonts w:ascii="Times New Roman" w:cs="Times New Roman" w:eastAsia="Times New Roman" w:hAnsi="Times New Roman"/>
+          <w:b/>
+          <w:bCs/>
+          <w:sz w:val="28"/>
+          <w:szCs w:val="28"/>
+        </w:rPr>
+        <w:t xml:space="preserve">Qayta ishlov va sterilizatsiya bosqichlarini nazorat qilish</w:t>
+      </w:r>
+    </w:p>
+    <w:p>
+      <w:pPr>
+        <w:spacing w:after="120" w:line="276"/>
+        <w:ind w:firstLine="567"/>
+        <w:jc w:val="both"/>
+      </w:pPr>
+      <w:r>
+        <w:rPr>
+          <w:rFonts w:ascii="Times New Roman" w:cs="Times New Roman" w:eastAsia="Times New Roman" w:hAnsi="Times New Roman"/>
+          <w:sz w:val="28"/>
+          <w:szCs w:val="28"/>
+        </w:rPr>
+        <w:t xml:space="preserve">Asboblarni qayta ishlashning har bir bosqichi — dezinfeksiya, sterilizatsiyadan oldingi tozalash, quritish, qadoqlash va sterilizatsiya — to'g'ri bajarilayotgani baholanadi. Sterilizatsiyadan oldingi tozalash sifati maxsus sinamalar bilan tekshiriladi: yashirin qon qoldig'iga azopiram yoki amidopirin sinamasi, yuvish vositasi qoldig'iga esa fenolftalein sinamasi qo'llaniladi [2]. Sinama musbat natija bersa, asboblarning butun partiyasi qayta ishlanadi. Bu bosqich sterilizatsiya samaradorligining muhim sharti bo'lgani uchun unga alohida e'tibor qaratiladi, chunki asbobda qolgan organik qoldiq (qon, oqsil) mikroorganizmlarni himoya qilib, hatto to'g'ri o'tkazilgan sterilizatsiyani ham samarasiz qilishi mumkin. Zamonaviy MSPlarda bu bosqichlar uchun ultratovushli yuvish va avtomatik dezinfeksiya-yuvish mashinalari qo'llaniladi, bu jarayonni standartlashtirib, inson omili xatosini kamaytiradi.</w:t>
+      </w:r>
+    </w:p>
+    <w:p>
+      <w:pPr>
+        <w:pStyle w:val="Heading2"/>
+        <w:spacing w:after="100" w:before="200"/>
+      </w:pPr>
+      <w:r>
+        <w:rPr>
+          <w:rFonts w:ascii="Times New Roman" w:cs="Times New Roman" w:eastAsia="Times New Roman" w:hAnsi="Times New Roman"/>
+          <w:b/>
+          <w:bCs/>
+          <w:sz w:val="28"/>
+          <w:szCs w:val="28"/>
+        </w:rPr>
+        <w:t xml:space="preserve">Sterilizatsiya nazorati</w:t>
+      </w:r>
+    </w:p>
+    <w:p>
+      <w:pPr>
+        <w:spacing w:after="120" w:line="276"/>
+        <w:ind w:firstLine="567"/>
+        <w:jc w:val="both"/>
+      </w:pPr>
+      <w:r>
+        <w:rPr>
+          <w:rFonts w:ascii="Times New Roman" w:cs="Times New Roman" w:eastAsia="Times New Roman" w:hAnsi="Times New Roman"/>
+          <w:sz w:val="28"/>
+          <w:szCs w:val="28"/>
+        </w:rPr>
+        <w:t xml:space="preserve">Sterilizatsiyaning ishonchliligi uch xil nazorat orqali tasdiqlanadi:</w:t>
+      </w:r>
+    </w:p>
+    <w:p>
+      <w:pPr>
+        <w:pStyle w:val="ListParagraph"/>
+        <w:numPr>
+          <w:ilvl w:val="0"/>
+          <w:numId w:val="4"/>
+        </w:numPr>
+        <w:spacing w:after="60" w:line="276"/>
+        <w:jc w:val="both"/>
+      </w:pPr>
+      <w:r>
+        <w:rPr>
+          <w:rFonts w:ascii="Times New Roman" w:cs="Times New Roman" w:eastAsia="Times New Roman" w:hAnsi="Times New Roman"/>
+          <w:sz w:val="28"/>
+          <w:szCs w:val="28"/>
+        </w:rPr>
+        <w:t xml:space="preserve">fizik nazorat — harorat, bosim va vaqt ko'rsatkichlarini o'lchash va qayd etish;</w:t>
+      </w:r>
+    </w:p>
+    <w:p>
+      <w:pPr>
+        <w:pStyle w:val="ListParagraph"/>
+        <w:numPr>
+          <w:ilvl w:val="0"/>
+          <w:numId w:val="4"/>
+        </w:numPr>
+        <w:spacing w:after="60" w:line="276"/>
+        <w:jc w:val="both"/>
+      </w:pPr>
+      <w:r>
+        <w:rPr>
+          <w:rFonts w:ascii="Times New Roman" w:cs="Times New Roman" w:eastAsia="Times New Roman" w:hAnsi="Times New Roman"/>
+          <w:sz w:val="28"/>
+          <w:szCs w:val="28"/>
+        </w:rPr>
+        <w:t xml:space="preserve">kimyoviy nazorat — indikatorlar yordamida belgilangan rejimga erishilganini tekshirish;</w:t>
+      </w:r>
+    </w:p>
+    <w:p>
+      <w:pPr>
+        <w:pStyle w:val="ListParagraph"/>
+        <w:numPr>
+          <w:ilvl w:val="0"/>
+          <w:numId w:val="4"/>
+        </w:numPr>
+        <w:spacing w:after="60" w:line="276"/>
+        <w:jc w:val="both"/>
+      </w:pPr>
+      <w:r>
+        <w:rPr>
+          <w:rFonts w:ascii="Times New Roman" w:cs="Times New Roman" w:eastAsia="Times New Roman" w:hAnsi="Times New Roman"/>
+          <w:sz w:val="28"/>
+          <w:szCs w:val="28"/>
+        </w:rPr>
+        <w:t xml:space="preserve">bakteriologik (biologik) nazorat — test-mikroorganizm sporalari yordamida mutlaq mikrobsizlikni tasdiqlash.</w:t>
+      </w:r>
+    </w:p>
+    <w:p>
+      <w:pPr>
+        <w:spacing w:after="120" w:line="276"/>
+        <w:ind w:firstLine="567"/>
+        <w:jc w:val="both"/>
+      </w:pPr>
+      <w:r>
+        <w:rPr>
+          <w:rFonts w:ascii="Times New Roman" w:cs="Times New Roman" w:eastAsia="Times New Roman" w:hAnsi="Times New Roman"/>
+          <w:sz w:val="28"/>
+          <w:szCs w:val="28"/>
+        </w:rPr>
+        <w:t xml:space="preserve">Bakteriologik nazorat sterilizatsiya ishonchliligining eng qat'iy ko'rsatkichi hisoblanadi; sterilizatorlar (avtoklav, quruq-havo shkafi) texnik holati va kalibrlanganligi ham tekshiriladi [2]. Steril materiallar qadog'i, belgilanishi va saqlash muddatiga rioya qilinganligi nazorat qilinadi [1]. Tekshiruvchi sterilizatsiya jurnallaridagi yozuvlarni real sterilizatsiya tsikllari bilan solishtiradi va bakteriologik nazorat qanchalik muntazam o'tkazilayotganini baholaydi. Agar biror sterilizatorda yoki rejimda takrorlanuvchi nosozlik aniqlansa, bu jihoz validatsiyadan o'tkazilmaguncha ishlatilmaydi. Shunday qilib, sterilizatsiya nazorati nafaqat yakuniy natijani, balki butun jarayonning ishonchliligini qamrab oladi.</w:t>
+      </w:r>
+    </w:p>
+    <w:p>
+      <w:pPr>
+        <w:pStyle w:val="Heading2"/>
+        <w:spacing w:after="100" w:before="200"/>
+      </w:pPr>
+      <w:r>
+        <w:rPr>
+          <w:rFonts w:ascii="Times New Roman" w:cs="Times New Roman" w:eastAsia="Times New Roman" w:hAnsi="Times New Roman"/>
+          <w:b/>
+          <w:bCs/>
+          <w:sz w:val="28"/>
+          <w:szCs w:val="28"/>
+        </w:rPr>
+        <w:t xml:space="preserve">Hujjatlar va xodimlarni nazorat qilish</w:t>
+      </w:r>
+    </w:p>
+    <w:p>
+      <w:pPr>
+        <w:spacing w:after="120" w:line="276"/>
+        <w:ind w:firstLine="567"/>
+        <w:jc w:val="both"/>
+      </w:pPr>
+      <w:r>
+        <w:rPr>
+          <w:rFonts w:ascii="Times New Roman" w:cs="Times New Roman" w:eastAsia="Times New Roman" w:hAnsi="Times New Roman"/>
+          <w:sz w:val="28"/>
+          <w:szCs w:val="28"/>
+        </w:rPr>
+        <w:t xml:space="preserve">Nazorat davomida bo'lim hujjatlari — sterilizatsiya rejimlari jurnallari, nazorat natijalari qaydlari va jihozlar texnik xizmat hujjatlari ko'rib chiqiladi. Hujjatlarning to'liq va to'g'ri yuritilishi sifat boshqaruvining ko'rsatkichidir. Xodimlarning maxsus tayyorgarlikdan o'tganligi, sterilizatsiya texnologiyasini bilishi, tibbiy ko'rikdan o'tishi va virusli gepatit B-ga qarshi emlanganligi baholanadi [1][2]. Xodimlar shaxsiy himoya vositalaridan foydalanishi va sanitariya-gigiyenik rejimga rioya qilishi kuzatiladi. Xodimlar bilan suhbat va ularning amaliy ko'nikmalarini baholash ham nazoratning qismidir, chunki ko'pincha kamchiliklar jihoz nosozligidan emas, balki inson omilidan — qoidalarni bilmaslik yoki ularga rioya qilmaslikdan kelib chiqadi. Shu bois xodimlar malakasini muntazam oshirish nazoratdan keyingi muhim tadbir hisoblanadi.</w:t>
+      </w:r>
+    </w:p>
+    <w:p>
+      <w:pPr>
+        <w:pStyle w:val="Heading2"/>
+        <w:spacing w:after="100" w:before="200"/>
+      </w:pPr>
+      <w:r>
+        <w:rPr>
+          <w:rFonts w:ascii="Times New Roman" w:cs="Times New Roman" w:eastAsia="Times New Roman" w:hAnsi="Times New Roman"/>
+          <w:b/>
+          <w:bCs/>
+          <w:sz w:val="28"/>
+          <w:szCs w:val="28"/>
+        </w:rPr>
+        <w:t xml:space="preserve">Natijalar va choralar</w:t>
+      </w:r>
+    </w:p>
+    <w:p>
+      <w:pPr>
+        <w:spacing w:after="120" w:line="276"/>
+        <w:ind w:firstLine="567"/>
+        <w:jc w:val="both"/>
+      </w:pPr>
+      <w:r>
+        <w:rPr>
+          <w:rFonts w:ascii="Times New Roman" w:cs="Times New Roman" w:eastAsia="Times New Roman" w:hAnsi="Times New Roman"/>
+          <w:sz w:val="28"/>
+          <w:szCs w:val="28"/>
+        </w:rPr>
+        <w:t xml:space="preserve">Nazorat yakunida natijalar rasmiylashtiriladi, aniqlangan kamchiliklar va ularni bartaraf etish muddatlari belgilanadi. Jiddiy qoidabuzarliklar — sterilizatsiya rejimining buzilishi yoki bakteriologik nazoratning salbiy natijasi — aniqlanganda ma'muriy chora ko'rilishi yoki aholi salomatligiga tahdid bo'lsa, faoliyat vaqtincha to'xtatilishi mumkin [2]. Kamchiliklar bartaraf etilgach, ularning haqiqatan va to'liq to'g'rilanganiga ishonch hosil qilish uchun belgilangan muddatda qayta tekshiruv o'tkaziladi. Nazorat natijalari tahlili sterilizatsiya ishini tizimli takomillashtirishga xizmat qiladi. Nazoratning samaradorligi uning muntazamligiga va xolisligiga bog'liq: bir martalik, rasmiy tekshiruv emas, balki doimiy nazorat va o'z-o'zini nazorat tizimi haqiqiy natija beradi. Shu bois ko'plab muassasalarda ichki sifat nazorati komissiyasi tuzilib, u MSP ishini muntazam baholab boradi va tashqi tekshiruvlarga doimiy tayyorlikni ta'minlaydi.</w:t>
+      </w:r>
+    </w:p>
+    <w:p>
+      <w:pPr>
+        <w:pStyle w:val="Heading2"/>
+        <w:spacing w:after="100" w:before="200"/>
+      </w:pPr>
+      <w:r>
+        <w:rPr>
+          <w:rFonts w:ascii="Times New Roman" w:cs="Times New Roman" w:eastAsia="Times New Roman" w:hAnsi="Times New Roman"/>
+          <w:b/>
+          <w:bCs/>
+          <w:sz w:val="28"/>
+          <w:szCs w:val="28"/>
+        </w:rPr>
+        <w:t xml:space="preserve">Nazorat tartibi va chastotasi</w:t>
+      </w:r>
+    </w:p>
+    <w:p>
+      <w:pPr>
+        <w:spacing w:after="120" w:line="276"/>
+        <w:ind w:firstLine="567"/>
+        <w:jc w:val="both"/>
+      </w:pPr>
+      <w:r>
+        <w:rPr>
+          <w:rFonts w:ascii="Times New Roman" w:cs="Times New Roman" w:eastAsia="Times New Roman" w:hAnsi="Times New Roman"/>
+          <w:sz w:val="28"/>
+          <w:szCs w:val="28"/>
+        </w:rPr>
+        <w:t xml:space="preserve">Davolash-profilaktika muassasalaridagi tekshiruvlar, shu jumladan sterilizatsiya bo'limi faoliyati, 2024-yildagi nizomga ko'ra rejali, rejadan tashqari va nazorat tartibidagi shakllarda amalga oshiriladi. Jarrohlik, shoshilinch yordam, perinatal markaz, tug'ruq, qon quyish va gemodializ xizmatlariga ega muassasalarda rejali tekshiruv har chorakda ko'pi bilan bir marta o'tkaziladi; nazorat tartibidagi tekshiruv dalolatnomadagi kamchiliklar bo'yicha o'tkaziladi va avvalgi tekshiruvdan keyin ikki oydan oshib ketishi mumkin emas [3].</w:t>
+      </w:r>
+    </w:p>
+    <w:p>
+      <w:pPr>
+        <w:spacing w:after="120" w:line="276"/>
+        <w:ind w:firstLine="567"/>
+        <w:jc w:val="both"/>
+      </w:pPr>
+      <w:r>
+        <w:rPr>
+          <w:rFonts w:ascii="Times New Roman" w:cs="Times New Roman" w:eastAsia="Times New Roman" w:hAnsi="Times New Roman"/>
+          <w:sz w:val="28"/>
+          <w:szCs w:val="28"/>
+        </w:rPr>
+        <w:t xml:space="preserve">Sterillik nazorati bo'yicha SanPiN № 0278-09: sanitariya-epidemiologiya xizmati yiliga kamida ikki marta, muassasa bakteriologiya laboratoriyasi oyiga kamida bir marta tekshiradi [4]. Markaz zonalari va jihozlari talablari SanQvaM № 0365-19 da belgilangan [1].</w:t>
+      </w:r>
+    </w:p>
+    <w:p>
+      <w:pPr>
+        <w:pStyle w:val="Heading2"/>
+        <w:spacing w:after="100" w:before="200"/>
+      </w:pPr>
+      <w:r>
+        <w:rPr>
+          <w:rFonts w:ascii="Times New Roman" w:cs="Times New Roman" w:eastAsia="Times New Roman" w:hAnsi="Times New Roman"/>
+          <w:b/>
+          <w:bCs/>
+          <w:sz w:val="28"/>
+          <w:szCs w:val="28"/>
+        </w:rPr>
+        <w:t xml:space="preserve">Xulosa</w:t>
+      </w:r>
+    </w:p>
+    <w:p>
+      <w:pPr>
+        <w:spacing w:after="120" w:line="276"/>
+        <w:ind w:firstLine="567"/>
+        <w:jc w:val="both"/>
+      </w:pPr>
+      <w:r>
+        <w:rPr>
+          <w:rFonts w:ascii="Times New Roman" w:cs="Times New Roman" w:eastAsia="Times New Roman" w:hAnsi="Times New Roman"/>
+          <w:sz w:val="28"/>
+          <w:szCs w:val="28"/>
+        </w:rPr>
+        <w:t xml:space="preserve">Markaziy sterilizatsiya punkti faoliyatini nazorat qilish — shifoxona ichi infeksiyalarining oldini olishga qaratilgan muhim tadbir bo'lib, uning talablari O'zbekistonda SanQvaM № 0365-19 bilan belgilangan [1]. Nazorat bino va zonalar tashkili, qayta ishlov bosqichlari, sterilizatsiyaning fizik, kimyoviy va bakteriologik nazorati, hujjatlar hamda xodimlar malakasini qamrab oladi. Aniqlangan kamchiliklar bo'yicha chora ko'riladi va qayta tekshiriladi. Muntazam va puxta nazorat sterilizatsiyaning ishonchliligini va tibbiy aralashuvlar xavfsizligini ta'minlaydi; bu esa bemorlar va tibbiy xodimlarni qon orqali yuqadigan infeksiyalardan himoya qilishning asosidir. Vrach-epidemiolog uchun MSP faoliyatini nazorat qilish usullari va mezonlarini bilish infeksion xavfsizlikni ta'minlashning zaruriy kasbiy malakasidir. Darslikka ko'ra, zamonaviy kurash tizimi to'g'ri tashkil etilganda patogen mikroorganizmlar keltirib chiqargan kasalxona ichi infeksiyalari katta va hal etilmaydigan muammo emas; qo'llarni yuvish va dezinfeksiya qilish ularning oldini oluvchi muhim amal hisoblanadi [2]. CDC yo'riqnomasining maqsadi ham dezinfeksiya va sterilizatsiyani to'g'ri qo'llash orqali tibbiy yordam bilan bog'liq infeksiyalar ko'rsatkichini kamaytirishdir [5].</w:t>
+      </w:r>
+    </w:p>
+    <w:p>
+      <w:pPr>
+        <w:pStyle w:val="Heading2"/>
+        <w:spacing w:after="100" w:before="280"/>
+      </w:pPr>
+      <w:r>
+        <w:rPr>
+          <w:rFonts w:ascii="Times New Roman" w:cs="Times New Roman" w:eastAsia="Times New Roman" w:hAnsi="Times New Roman"/>
+          <w:b/>
+          <w:bCs/>
+          <w:sz w:val="28"/>
+          <w:szCs w:val="28"/>
+        </w:rPr>
+        <w:t xml:space="preserve">Foydalanilgan adabiyotlar</w:t>
+      </w:r>
+    </w:p>
+    <w:p>
+      <w:pPr>
+        <w:pStyle w:val="ListParagraph"/>
+        <w:numPr>
+          <w:ilvl w:val="0"/>
+          <w:numId w:val="5"/>
+        </w:numPr>
+        <w:spacing w:after="80" w:line="260"/>
+      </w:pPr>
+      <w:r>
+        <w:rPr>
+          <w:rFonts w:ascii="Times New Roman" w:cs="Times New Roman" w:eastAsia="Times New Roman" w:hAnsi="Times New Roman"/>
+          <w:sz w:val="28"/>
+          <w:szCs w:val="28"/>
+        </w:rPr>
+        <w:t xml:space="preserve">SanQvaM № 0365-19: Tibbiy anjom-asboblar va buyumlarni sterilizatsiya qilish markazlarini loyihalashtirish, qurish va ekspluatatsiya qilish sanitariya qoidalari va me'yorlari. Toshkent, 2019 (rasmiy nashr). Manba: xayrullokomilov.uz/kutubxona, material № 760 (kutubxonada "SanPiN" deb nomlangan; matnda tasdiqlovchi shaxs va sana to'ldirilmagan — tasdiqlanmagan; matn kirill yozuvida).</w:t>
+      </w:r>
+    </w:p>
+    <w:p>
+      <w:pPr>
+        <w:pStyle w:val="ListParagraph"/>
+        <w:numPr>
+          <w:ilvl w:val="0"/>
+          <w:numId w:val="5"/>
+        </w:numPr>
+        <w:spacing w:after="80" w:line="260"/>
+      </w:pPr>
+      <w:r>
+        <w:rPr>
+          <w:rFonts w:ascii="Times New Roman" w:cs="Times New Roman" w:eastAsia="Times New Roman" w:hAnsi="Times New Roman"/>
+          <w:sz w:val="28"/>
+          <w:szCs w:val="28"/>
+        </w:rPr>
+        <w:t xml:space="preserve">Mirtazayev O.M., Zueva L.P., Matnazarova G.S. Epidemiologiya (darslik). Toshkent, 2016. Manba: xayrullokomilov.uz/kutubxona, material № 2356 (matn kirill yozuvida).</w:t>
+      </w:r>
+    </w:p>
+    <w:p>
+      <w:pPr>
+        <w:pStyle w:val="ListParagraph"/>
+        <w:numPr>
+          <w:ilvl w:val="0"/>
+          <w:numId w:val="5"/>
+        </w:numPr>
+        <w:spacing w:after="80" w:line="260"/>
+      </w:pPr>
+      <w:r>
+        <w:rPr>
+          <w:rFonts w:ascii="Times New Roman" w:cs="Times New Roman" w:eastAsia="Times New Roman" w:hAnsi="Times New Roman"/>
+          <w:sz w:val="28"/>
+          <w:szCs w:val="28"/>
+        </w:rPr>
+        <w:t xml:space="preserve">O'zbekiston Respublikasi Sog'liqni saqlash vazirining 15.01.2024-yildagi 9-son buyrug'i bilan tasdiqlangan "Davolash-profilaktika muassasalarida sanitariya-epidemiologik tekshiruvlar o'tkazish tartibi to'g'risida"gi nizom. Manba: xayrullokomilov.uz/kutubxona, material № 292 (skanerlangan nusxa, OCR xatolari mavjud; sana va raqam matnda to'liq o'qilmaydi).</w:t>
+      </w:r>
+    </w:p>
+    <w:p>
+      <w:pPr>
+        <w:pStyle w:val="ListParagraph"/>
+        <w:numPr>
+          <w:ilvl w:val="0"/>
+          <w:numId w:val="5"/>
+        </w:numPr>
+        <w:spacing w:after="80" w:line="260"/>
+      </w:pPr>
+      <w:r>
+        <w:rPr>
+          <w:rFonts w:ascii="Times New Roman" w:cs="Times New Roman" w:eastAsia="Times New Roman" w:hAnsi="Times New Roman"/>
+          <w:sz w:val="28"/>
+          <w:szCs w:val="28"/>
+        </w:rPr>
+        <w:t xml:space="preserve">SanPiN № 0278-09: Davolash-profilaktika muassasalarida dezinfeksiya va sterilizatsiya tadbirlarini tashkil etish va nazorat qilish sanitariya qoidalari va normativlari. Manba: xayrullokomilov.uz/kutubxona, material № 852 (matn rus tilida; kutubxonada kuchda deb belgilangan, rasmiy qabul sanasi ko'rsatilmagan).</w:t>
+      </w:r>
+    </w:p>
+    <w:p>
+      <w:pPr>
+        <w:pStyle w:val="ListParagraph"/>
+        <w:numPr>
+          <w:ilvl w:val="0"/>
+          <w:numId w:val="5"/>
+        </w:numPr>
+        <w:spacing w:after="80" w:line="260"/>
+      </w:pPr>
+      <w:r>
+        <w:rPr>
+          <w:rFonts w:ascii="Times New Roman" w:cs="Times New Roman" w:eastAsia="Times New Roman" w:hAnsi="Times New Roman"/>
+          <w:sz w:val="28"/>
+          <w:szCs w:val="28"/>
+        </w:rPr>
+        <w:t xml:space="preserve">Rutala W.A., Weber D.J.; Healthcare Infection Control Practices Advisory Committee (HICPAC). Guideline for Disinfection and Sterilization in Healthcare Facilities, 2008. Centers for Disease Control and Prevention. URL: https://stacks.cdc.gov/view/cdc/47378 (kirilgan sana: 30.10.2026).</w:t>
       </w:r>
     </w:p>
     <w:sectPr>
       <w:pgSz w:w="11906" w:h="16838" w:orient="portrait"/>
-      <w:pgMar w:top="1134" w:right="850" w:bottom="1134" w:left="1418" w:header="708" w:footer="708" w:gutter="0"/>
+      <w:pgMar w:top="1134" w:right="850" w:bottom="1134" w:left="1701" w:header="708" w:footer="708" w:gutter="0"/>
       <w:pgNumType/>
       <w:docGrid w:linePitch="360"/>
     </w:sectPr>
@@ -525,12 +812,17 @@
     <w:multiLevelType w:val="hybridMultilevel"/>
     <w:lvl w:ilvl="0" w:tentative="1">
       <w:start w:val="1"/>
-      <w:numFmt w:val="bullet"/>
-      <w:lvlText w:val="•"/>
+      <w:numFmt w:val="decimal"/>
+      <w:lvlText w:val="[%1]"/>
       <w:lvlJc w:val="left"/>
       <w:pPr>
-        <w:ind w:left="576" w:hanging="316"/>
-      </w:pPr>
+        <w:ind w:left="720" w:hanging="720"/>
+      </w:pPr>
+      <w:rPr>
+        <w:rFonts w:ascii="Times New Roman" w:cs="Times New Roman" w:eastAsia="Times New Roman" w:hAnsi="Times New Roman"/>
+        <w:sz w:val="28"/>
+        <w:szCs w:val="28"/>
+      </w:rPr>
     </w:lvl>
   </w:abstractNum>
   <w:abstractNum w:abstractNumId="3" w15:restartNumberingAfterBreak="0">
@@ -538,11 +830,16 @@
     <w:lvl w:ilvl="0" w:tentative="1">
       <w:start w:val="1"/>
       <w:numFmt w:val="decimal"/>
-      <w:lvlText w:val="%1."/>
+      <w:lvlText w:val="%1)"/>
       <w:lvlJc w:val="left"/>
       <w:pPr>
-        <w:ind w:left="576" w:hanging="316"/>
-      </w:pPr>
+        <w:ind w:left="851" w:hanging="425"/>
+      </w:pPr>
+      <w:rPr>
+        <w:rFonts w:ascii="Times New Roman" w:cs="Times New Roman" w:eastAsia="Times New Roman" w:hAnsi="Times New Roman"/>
+        <w:sz w:val="28"/>
+        <w:szCs w:val="28"/>
+      </w:rPr>
     </w:lvl>
   </w:abstractNum>
   <w:abstractNum w:abstractNumId="4" w15:restartNumberingAfterBreak="0">
@@ -550,16 +847,21 @@
     <w:lvl w:ilvl="0" w:tentative="1">
       <w:start w:val="1"/>
       <w:numFmt w:val="decimal"/>
-      <w:lvlText w:val="%1."/>
+      <w:lvlText w:val="%1)"/>
       <w:lvlJc w:val="left"/>
       <w:pPr>
-        <w:ind w:left="576" w:hanging="316"/>
-      </w:pPr>
+        <w:ind w:left="851" w:hanging="425"/>
+      </w:pPr>
+      <w:rPr>
+        <w:rFonts w:ascii="Times New Roman" w:cs="Times New Roman" w:eastAsia="Times New Roman" w:hAnsi="Times New Roman"/>
+        <w:sz w:val="28"/>
+        <w:szCs w:val="28"/>
+      </w:rPr>
     </w:lvl>
   </w:abstractNum>
-  <w:abstractNum w:abstractNumId="90">
+  <w:abstractNum w:abstractNumId="5" w15:restartNumberingAfterBreak="0">
     <w:multiLevelType w:val="hybridMultilevel"/>
-    <w:lvl w:ilvl="0">
+    <w:lvl w:ilvl="0" w:tentative="1">
       <w:start w:val="1"/>
       <w:numFmt w:val="decimal"/>
       <w:lvlText w:val="%1)"/>
@@ -567,6 +869,11 @@
       <w:pPr>
         <w:ind w:left="851" w:hanging="425"/>
       </w:pPr>
+      <w:rPr>
+        <w:rFonts w:ascii="Times New Roman" w:cs="Times New Roman" w:eastAsia="Times New Roman" w:hAnsi="Times New Roman"/>
+        <w:sz w:val="28"/>
+        <w:szCs w:val="28"/>
+      </w:rPr>
     </w:lvl>
   </w:abstractNum>
   <w:num w:numId="1">
@@ -576,7 +883,7 @@
     </w:lvlOverride>
   </w:num>
   <w:num w:numId="2">
-    <w:abstractNumId w:val="2"/>
+    <w:abstractNumId w:val="3"/>
     <w:lvlOverride w:ilvl="0">
       <w:startOverride w:val="1"/>
     </w:lvlOverride>
@@ -587,20 +894,14 @@
       <w:startOverride w:val="1"/>
     </w:lvlOverride>
   </w:num>
-  <w:num w:numId="101">
-    <w:abstractNumId w:val="90"/>
+  <w:num w:numId="4">
+    <w:abstractNumId w:val="5"/>
     <w:lvlOverride w:ilvl="0">
       <w:startOverride w:val="1"/>
     </w:lvlOverride>
   </w:num>
-  <w:num w:numId="102">
-    <w:abstractNumId w:val="90"/>
-    <w:lvlOverride w:ilvl="0">
-      <w:startOverride w:val="1"/>
-    </w:lvlOverride>
-  </w:num>
-  <w:num w:numId="103">
-    <w:abstractNumId w:val="90"/>
+  <w:num w:numId="5">
+    <w:abstractNumId w:val="2"/>
     <w:lvlOverride w:ilvl="0">
       <w:startOverride w:val="1"/>
     </w:lvlOverride>
@@ -614,8 +915,8 @@
     <w:rPrDefault>
       <w:rPr>
         <w:rFonts w:ascii="Times New Roman" w:cs="Times New Roman" w:eastAsia="Times New Roman" w:hAnsi="Times New Roman"/>
-        <w:sz w:val="24"/>
-        <w:szCs w:val="24"/>
+        <w:sz w:val="28"/>
+        <w:szCs w:val="28"/>
       </w:rPr>
     </w:rPrDefault>
     <w:pPrDefault/>
@@ -750,7 +1051,7 @@
     <w:unhideWhenUsed/>
     <w:pPr>
       <w:spacing w:after="100"/>
-      <w:ind w:left="240"/>
+      <w:ind w:left="280"/>
     </w:pPr>
   </w:style>
   <w:style w:type="paragraph" w:styleId="TOC3">
@@ -762,7 +1063,7 @@
     <w:unhideWhenUsed/>
     <w:pPr>
       <w:spacing w:after="100"/>
-      <w:ind w:left="480"/>
+      <w:ind w:left="560"/>
     </w:pPr>
   </w:style>
   <w:style w:type="paragraph" w:styleId="TOC4">
@@ -774,7 +1075,7 @@
     <w:unhideWhenUsed/>
     <w:pPr>
       <w:spacing w:after="100"/>
-      <w:ind w:left="720"/>
+      <w:ind w:left="840"/>
     </w:pPr>
   </w:style>
   <w:style w:type="paragraph" w:styleId="TOC5">
@@ -786,7 +1087,7 @@
     <w:unhideWhenUsed/>
     <w:pPr>
       <w:spacing w:after="100"/>
-      <w:ind w:left="960"/>
+      <w:ind w:left="1120"/>
     </w:pPr>
   </w:style>
   <w:style w:type="paragraph" w:styleId="TOC6">
@@ -798,23 +1099,11 @@
     <w:unhideWhenUsed/>
     <w:pPr>
       <w:spacing w:after="100"/>
-      <w:ind w:left="1200"/>
+      <w:ind w:left="1400"/>
     </w:pPr>
   </w:style>
   <w:style w:type="paragraph" w:styleId="TOC7">
     <w:name w:val="toc 7"/>
-    <w:basedOn w:val="Normal"/>
-    <w:next w:val="Normal"/>
-    <w:uiPriority w:val="39"/>
-    <w:semiHidden/>
-    <w:unhideWhenUsed/>
-    <w:pPr>
-      <w:spacing w:after="100"/>
-      <w:ind w:left="1440"/>
-    </w:pPr>
-  </w:style>
-  <w:style w:type="paragraph" w:styleId="TOC8">
-    <w:name w:val="toc 8"/>
     <w:basedOn w:val="Normal"/>
     <w:next w:val="Normal"/>
     <w:uiPriority w:val="39"/>
@@ -825,6 +1114,18 @@
       <w:ind w:left="1680"/>
     </w:pPr>
   </w:style>
+  <w:style w:type="paragraph" w:styleId="TOC8">
+    <w:name w:val="toc 8"/>
+    <w:basedOn w:val="Normal"/>
+    <w:next w:val="Normal"/>
+    <w:uiPriority w:val="39"/>
+    <w:semiHidden/>
+    <w:unhideWhenUsed/>
+    <w:pPr>
+      <w:spacing w:after="100"/>
+      <w:ind w:left="1960"/>
+    </w:pPr>
+  </w:style>
   <w:style w:type="paragraph" w:styleId="TOC9">
     <w:name w:val="toc 9"/>
     <w:basedOn w:val="Normal"/>
@@ -834,7 +1135,7 @@
     <w:unhideWhenUsed/>
     <w:pPr>
       <w:spacing w:after="100"/>
-      <w:ind w:left="1920"/>
+      <w:ind w:left="2240"/>
     </w:pPr>
   </w:style>
   <w:style w:type="character" w:styleId="Hyperlink">
@@ -934,15 +1235,16 @@
     <w:next w:val="Normal"/>
     <w:qFormat/>
     <w:pPr>
-      <w:spacing w:after="200"/>
-      <w:jc w:val="center"/>
+      <w:spacing w:after="240" w:before="0"/>
+      <w:outlineLvl w:val="0"/>
     </w:pPr>
     <w:rPr>
       <w:rFonts w:ascii="Times New Roman" w:cs="Times New Roman" w:eastAsia="Times New Roman" w:hAnsi="Times New Roman"/>
       <w:b/>
       <w:bCs/>
-      <w:sz w:val="28"/>
-      <w:szCs w:val="28"/>
+      <w:color w:val="000000"/>
+      <w:sz w:val="30"/>
+      <w:szCs w:val="30"/>
     </w:rPr>
   </w:style>
   <w:style w:type="paragraph" w:styleId="Heading2">
@@ -950,12 +1252,17 @@
     <w:basedOn w:val="Normal"/>
     <w:next w:val="Normal"/>
     <w:qFormat/>
+    <w:pPr>
+      <w:spacing w:after="100" w:before="200"/>
+      <w:outlineLvl w:val="1"/>
+    </w:pPr>
     <w:rPr>
       <w:rFonts w:ascii="Times New Roman" w:cs="Times New Roman" w:eastAsia="Times New Roman" w:hAnsi="Times New Roman"/>
       <w:b/>
       <w:bCs/>
-      <w:sz w:val="26"/>
-      <w:szCs w:val="26"/>
+      <w:color w:val="000000"/>
+      <w:sz w:val="28"/>
+      <w:szCs w:val="28"/>
     </w:rPr>
   </w:style>
 </w:styles>
